--- a/Assets/Document/new/10.结局/1.常规结局/手握资本的“公关女王”（满魅力值）.docx
+++ b/Assets/Document/new/10.结局/1.常规结局/手握资本的“公关女王”（满魅力值）.docx
@@ -106,75 +106,867 @@
           <w:lang w:val="en-US" w:eastAsia="zh-CN" w:bidi="ar-SA"/>
         </w:rPr>
       </w:pPr>
+    </w:p>
+    <w:p>
+      <w:pPr>
+        <w:tabs>
+          <w:tab w:val="left" w:pos="710"/>
+        </w:tabs>
+        <w:bidi w:val="0"/>
+        <w:jc w:val="left"/>
+        <w:rPr>
+          <w:rFonts w:hint="eastAsia" w:cstheme="minorBidi"/>
+          <w:kern w:val="2"/>
+          <w:sz w:val="28"/>
+          <w:szCs w:val="28"/>
+          <w:lang w:val="en-US" w:eastAsia="zh-CN" w:bidi="ar-SA"/>
+        </w:rPr>
+      </w:pPr>
+      <w:r>
+        <w:rPr>
+          <w:rFonts w:hint="eastAsia" w:cstheme="minorBidi"/>
+          <w:kern w:val="2"/>
+          <w:sz w:val="28"/>
+          <w:szCs w:val="28"/>
+          <w:lang w:val="en-US" w:eastAsia="zh-CN" w:bidi="ar-SA"/>
+        </w:rPr>
+        <w:t>||你习惯了被人群簇拥的感觉，镜头喜欢你，灯光喜欢你，所有人都喜欢你||</w:t>
+      </w:r>
+    </w:p>
+    <w:p>
+      <w:pPr>
+        <w:tabs>
+          <w:tab w:val="left" w:pos="710"/>
+        </w:tabs>
+        <w:bidi w:val="0"/>
+        <w:jc w:val="left"/>
+        <w:rPr>
+          <w:rFonts w:hint="eastAsia" w:cstheme="minorBidi"/>
+          <w:kern w:val="2"/>
+          <w:sz w:val="28"/>
+          <w:szCs w:val="28"/>
+          <w:lang w:val="en-US" w:eastAsia="zh-CN" w:bidi="ar-SA"/>
+        </w:rPr>
+      </w:pPr>
+    </w:p>
+    <w:p>
+      <w:pPr>
+        <w:tabs>
+          <w:tab w:val="left" w:pos="710"/>
+        </w:tabs>
+        <w:bidi w:val="0"/>
+        <w:jc w:val="left"/>
+        <w:rPr>
+          <w:rFonts w:hint="eastAsia" w:cstheme="minorBidi"/>
+          <w:kern w:val="2"/>
+          <w:sz w:val="28"/>
+          <w:szCs w:val="28"/>
+          <w:lang w:val="en-US" w:eastAsia="zh-CN" w:bidi="ar-SA"/>
+        </w:rPr>
+      </w:pPr>
+      <w:r>
+        <w:rPr>
+          <w:rFonts w:hint="eastAsia" w:cstheme="minorBidi"/>
+          <w:kern w:val="2"/>
+          <w:sz w:val="28"/>
+          <w:szCs w:val="28"/>
+          <w:lang w:val="en-US" w:eastAsia="zh-CN" w:bidi="ar-SA"/>
+        </w:rPr>
+        <w:t>||你走在街上会被人认出来，发一张自拍能上热搜，随口说的一句话会被截图转发几万次||</w:t>
+      </w:r>
+    </w:p>
+    <w:p>
+      <w:pPr>
+        <w:tabs>
+          <w:tab w:val="left" w:pos="710"/>
+        </w:tabs>
+        <w:bidi w:val="0"/>
+        <w:jc w:val="left"/>
+        <w:rPr>
+          <w:rFonts w:hint="eastAsia" w:cstheme="minorBidi"/>
+          <w:kern w:val="2"/>
+          <w:sz w:val="28"/>
+          <w:szCs w:val="28"/>
+          <w:lang w:val="en-US" w:eastAsia="zh-CN" w:bidi="ar-SA"/>
+        </w:rPr>
+      </w:pPr>
+    </w:p>
+    <w:p>
+      <w:pPr>
+        <w:tabs>
+          <w:tab w:val="left" w:pos="710"/>
+        </w:tabs>
+        <w:bidi w:val="0"/>
+        <w:jc w:val="left"/>
+        <w:rPr>
+          <w:rFonts w:hint="default" w:cstheme="minorBidi"/>
+          <w:kern w:val="2"/>
+          <w:sz w:val="28"/>
+          <w:szCs w:val="28"/>
+          <w:lang w:val="en-US" w:eastAsia="zh-CN" w:bidi="ar-SA"/>
+        </w:rPr>
+      </w:pPr>
+      <w:r>
+        <w:rPr>
+          <w:rFonts w:hint="eastAsia" w:cstheme="minorBidi"/>
+          <w:kern w:val="2"/>
+          <w:sz w:val="28"/>
+          <w:szCs w:val="28"/>
+          <w:lang w:val="en-US" w:eastAsia="zh-CN" w:bidi="ar-SA"/>
+        </w:rPr>
+        <w:t>||你不需要刻意经营什么，你站在那里，就是流量本身||</w:t>
+      </w:r>
+    </w:p>
+    <w:p>
+      <w:pPr>
+        <w:tabs>
+          <w:tab w:val="left" w:pos="710"/>
+        </w:tabs>
+        <w:bidi w:val="0"/>
+        <w:jc w:val="left"/>
+        <w:rPr>
+          <w:rFonts w:hint="eastAsia" w:cstheme="minorBidi"/>
+          <w:kern w:val="2"/>
+          <w:sz w:val="28"/>
+          <w:szCs w:val="28"/>
+          <w:lang w:val="en-US" w:eastAsia="zh-CN" w:bidi="ar-SA"/>
+        </w:rPr>
+      </w:pPr>
+    </w:p>
+    <w:p>
+      <w:pPr>
+        <w:tabs>
+          <w:tab w:val="left" w:pos="710"/>
+        </w:tabs>
+        <w:bidi w:val="0"/>
+        <w:jc w:val="left"/>
+        <w:rPr>
+          <w:rFonts w:hint="eastAsia" w:cstheme="minorBidi"/>
+          <w:kern w:val="2"/>
+          <w:sz w:val="28"/>
+          <w:szCs w:val="28"/>
+          <w:lang w:val="en-US" w:eastAsia="zh-CN" w:bidi="ar-SA"/>
+        </w:rPr>
+      </w:pPr>
+      <w:r>
+        <w:rPr>
+          <w:rFonts w:hint="eastAsia" w:cstheme="minorBidi"/>
+          <w:kern w:val="2"/>
+          <w:sz w:val="28"/>
+          <w:szCs w:val="28"/>
+          <w:lang w:val="en-US" w:eastAsia="zh-CN" w:bidi="ar-SA"/>
+        </w:rPr>
+        <w:t>||但你比谁都清楚，聚光灯能给你万丈光芒，也能把你拖入深渊||</w:t>
+      </w:r>
+    </w:p>
+    <w:p>
+      <w:pPr>
+        <w:tabs>
+          <w:tab w:val="left" w:pos="710"/>
+        </w:tabs>
+        <w:bidi w:val="0"/>
+        <w:jc w:val="left"/>
+        <w:rPr>
+          <w:rFonts w:hint="default" w:cstheme="minorBidi"/>
+          <w:kern w:val="2"/>
+          <w:sz w:val="28"/>
+          <w:szCs w:val="28"/>
+          <w:lang w:val="en-US" w:eastAsia="zh-CN" w:bidi="ar-SA"/>
+        </w:rPr>
+      </w:pPr>
+    </w:p>
+    <w:p>
+      <w:pPr>
+        <w:tabs>
+          <w:tab w:val="left" w:pos="710"/>
+        </w:tabs>
+        <w:bidi w:val="0"/>
+        <w:jc w:val="left"/>
+        <w:rPr>
+          <w:rFonts w:hint="eastAsia" w:cstheme="minorBidi"/>
+          <w:kern w:val="2"/>
+          <w:sz w:val="28"/>
+          <w:szCs w:val="28"/>
+          <w:lang w:val="en-US" w:eastAsia="zh-CN" w:bidi="ar-SA"/>
+        </w:rPr>
+      </w:pPr>
+      <w:r>
+        <w:rPr>
+          <w:rFonts w:hint="eastAsia" w:cstheme="minorBidi"/>
+          <w:kern w:val="2"/>
+          <w:sz w:val="28"/>
+          <w:szCs w:val="28"/>
+          <w:lang w:val="en-US" w:eastAsia="zh-CN" w:bidi="ar-SA"/>
+        </w:rPr>
+        <w:t>||那天的流程、时间、地点一如往常，多次合作过的品牌方邀请你谈续约代言的相关事宜||</w:t>
+      </w:r>
+    </w:p>
+    <w:p>
+      <w:pPr>
+        <w:tabs>
+          <w:tab w:val="left" w:pos="710"/>
+        </w:tabs>
+        <w:bidi w:val="0"/>
+        <w:jc w:val="left"/>
+        <w:rPr>
+          <w:rFonts w:hint="default" w:cstheme="minorBidi"/>
+          <w:kern w:val="2"/>
+          <w:sz w:val="28"/>
+          <w:szCs w:val="28"/>
+          <w:lang w:val="en-US" w:eastAsia="zh-CN" w:bidi="ar-SA"/>
+        </w:rPr>
+      </w:pPr>
+    </w:p>
+    <w:p>
+      <w:pPr>
+        <w:tabs>
+          <w:tab w:val="left" w:pos="710"/>
+        </w:tabs>
+        <w:bidi w:val="0"/>
+        <w:jc w:val="left"/>
+        <w:rPr>
+          <w:rFonts w:hint="eastAsia" w:cstheme="minorBidi"/>
+          <w:kern w:val="2"/>
+          <w:sz w:val="28"/>
+          <w:szCs w:val="28"/>
+          <w:lang w:val="en-US" w:eastAsia="zh-CN" w:bidi="ar-SA"/>
+        </w:rPr>
+      </w:pPr>
+      <w:r>
+        <w:rPr>
+          <w:rFonts w:hint="eastAsia" w:cstheme="minorBidi"/>
+          <w:kern w:val="2"/>
+          <w:sz w:val="28"/>
+          <w:szCs w:val="28"/>
+          <w:lang w:val="en-US" w:eastAsia="zh-CN" w:bidi="ar-SA"/>
+        </w:rPr>
+        <w:t>||你如约而至，但推开门的刹那，便察觉了异常||</w:t>
+      </w:r>
+    </w:p>
+    <w:p>
+      <w:pPr>
+        <w:tabs>
+          <w:tab w:val="left" w:pos="710"/>
+        </w:tabs>
+        <w:bidi w:val="0"/>
+        <w:jc w:val="left"/>
+        <w:rPr>
+          <w:rFonts w:hint="eastAsia" w:cstheme="minorBidi"/>
+          <w:kern w:val="2"/>
+          <w:sz w:val="28"/>
+          <w:szCs w:val="28"/>
+          <w:lang w:val="en-US" w:eastAsia="zh-CN" w:bidi="ar-SA"/>
+        </w:rPr>
+      </w:pPr>
+    </w:p>
+    <w:p>
+      <w:pPr>
+        <w:tabs>
+          <w:tab w:val="left" w:pos="710"/>
+        </w:tabs>
+        <w:bidi w:val="0"/>
+        <w:jc w:val="left"/>
+        <w:rPr>
+          <w:rFonts w:hint="default" w:cstheme="minorBidi"/>
+          <w:kern w:val="2"/>
+          <w:sz w:val="28"/>
+          <w:szCs w:val="28"/>
+          <w:lang w:val="en-US" w:eastAsia="zh-CN" w:bidi="ar-SA"/>
+        </w:rPr>
+      </w:pPr>
+      <w:r>
+        <w:rPr>
+          <w:rFonts w:hint="eastAsia" w:cstheme="minorBidi"/>
+          <w:kern w:val="2"/>
+          <w:sz w:val="28"/>
+          <w:szCs w:val="28"/>
+          <w:lang w:val="en-US" w:eastAsia="zh-CN" w:bidi="ar-SA"/>
+        </w:rPr>
+        <w:t>||这里没有品牌方，没有合作，只有几道藏着恶意的目光齐刷刷地落在你身上——你当即了然，这是个局||</w:t>
+      </w:r>
+    </w:p>
+    <w:p>
+      <w:pPr>
+        <w:tabs>
+          <w:tab w:val="left" w:pos="710"/>
+        </w:tabs>
+        <w:bidi w:val="0"/>
+        <w:jc w:val="left"/>
+        <w:rPr>
+          <w:rFonts w:hint="eastAsia" w:cstheme="minorBidi"/>
+          <w:kern w:val="2"/>
+          <w:sz w:val="28"/>
+          <w:szCs w:val="28"/>
+          <w:lang w:val="en-US" w:eastAsia="zh-CN" w:bidi="ar-SA"/>
+        </w:rPr>
+      </w:pPr>
+      <w:r>
+        <w:rPr>
+          <w:rFonts w:hint="eastAsia" w:cstheme="minorBidi"/>
+          <w:kern w:val="2"/>
+          <w:sz w:val="28"/>
+          <w:szCs w:val="28"/>
+          <w:lang w:val="en-US" w:eastAsia="zh-CN" w:bidi="ar-SA"/>
+        </w:rPr>
+        <w:t>||门在你身后应声落锁，你瞬间提高了警觉，却半点慌色没露，坦然在主位坐下，姿态松弛得像在喝下午茶，半点没把这阵仗放在眼里||</w:t>
+      </w:r>
+    </w:p>
+    <w:p>
+      <w:pPr>
+        <w:tabs>
+          <w:tab w:val="left" w:pos="710"/>
+        </w:tabs>
+        <w:bidi w:val="0"/>
+        <w:jc w:val="left"/>
+        <w:rPr>
+          <w:rFonts w:hint="default" w:cstheme="minorBidi"/>
+          <w:kern w:val="2"/>
+          <w:sz w:val="28"/>
+          <w:szCs w:val="28"/>
+          <w:lang w:val="en-US" w:eastAsia="zh-CN" w:bidi="ar-SA"/>
+        </w:rPr>
+      </w:pPr>
+    </w:p>
+    <w:p>
+      <w:pPr>
+        <w:tabs>
+          <w:tab w:val="left" w:pos="710"/>
+        </w:tabs>
+        <w:bidi w:val="0"/>
+        <w:jc w:val="left"/>
+        <w:rPr>
+          <w:rFonts w:hint="eastAsia" w:cstheme="minorBidi"/>
+          <w:kern w:val="2"/>
+          <w:sz w:val="28"/>
+          <w:szCs w:val="28"/>
+          <w:lang w:val="en-US" w:eastAsia="zh-CN" w:bidi="ar-SA"/>
+        </w:rPr>
+      </w:pPr>
+      <w:r>
+        <w:rPr>
+          <w:rFonts w:hint="eastAsia" w:cstheme="minorBidi"/>
+          <w:kern w:val="2"/>
+          <w:sz w:val="28"/>
+          <w:szCs w:val="28"/>
+          <w:lang w:val="en-US" w:eastAsia="zh-CN" w:bidi="ar-SA"/>
+        </w:rPr>
+        <w:t>||没等对方做点什么，你已经从容的从包里拿出手机，指间一点，直接开启了直播||</w:t>
+      </w:r>
+    </w:p>
+    <w:p>
+      <w:pPr>
+        <w:tabs>
+          <w:tab w:val="left" w:pos="710"/>
+        </w:tabs>
+        <w:bidi w:val="0"/>
+        <w:jc w:val="left"/>
+        <w:rPr>
+          <w:rFonts w:hint="default" w:cstheme="minorBidi"/>
+          <w:kern w:val="2"/>
+          <w:sz w:val="28"/>
+          <w:szCs w:val="28"/>
+          <w:lang w:val="en-US" w:eastAsia="zh-CN" w:bidi="ar-SA"/>
+        </w:rPr>
+      </w:pPr>
+    </w:p>
+    <w:p>
+      <w:pPr>
+        <w:tabs>
+          <w:tab w:val="left" w:pos="710"/>
+        </w:tabs>
+        <w:bidi w:val="0"/>
+        <w:jc w:val="left"/>
+        <w:rPr>
+          <w:rFonts w:hint="eastAsia" w:cstheme="minorBidi"/>
+          <w:kern w:val="2"/>
+          <w:sz w:val="28"/>
+          <w:szCs w:val="28"/>
+          <w:lang w:val="en-US" w:eastAsia="zh-CN" w:bidi="ar-SA"/>
+        </w:rPr>
+      </w:pPr>
+      <w:r>
+        <w:rPr>
+          <w:rFonts w:hint="eastAsia" w:cstheme="minorBidi"/>
+          <w:kern w:val="2"/>
+          <w:sz w:val="28"/>
+          <w:szCs w:val="28"/>
+          <w:lang w:val="en-US" w:eastAsia="zh-CN" w:bidi="ar-SA"/>
+        </w:rPr>
+        <w:t>女主名||“来，我跟我的观众打个招呼。”||0000</w:t>
+      </w:r>
+    </w:p>
+    <w:p>
+      <w:pPr>
+        <w:tabs>
+          <w:tab w:val="left" w:pos="710"/>
+        </w:tabs>
+        <w:bidi w:val="0"/>
+        <w:jc w:val="left"/>
+        <w:rPr>
+          <w:rFonts w:hint="eastAsia" w:cstheme="minorBidi"/>
+          <w:kern w:val="2"/>
+          <w:sz w:val="28"/>
+          <w:szCs w:val="28"/>
+          <w:lang w:val="en-US" w:eastAsia="zh-CN" w:bidi="ar-SA"/>
+        </w:rPr>
+      </w:pPr>
+    </w:p>
+    <w:p>
+      <w:pPr>
+        <w:tabs>
+          <w:tab w:val="left" w:pos="710"/>
+        </w:tabs>
+        <w:bidi w:val="0"/>
+        <w:jc w:val="left"/>
+        <w:rPr>
+          <w:rFonts w:hint="default" w:cstheme="minorBidi"/>
+          <w:kern w:val="2"/>
+          <w:sz w:val="28"/>
+          <w:szCs w:val="28"/>
+          <w:lang w:val="en-US" w:eastAsia="zh-CN" w:bidi="ar-SA"/>
+        </w:rPr>
+      </w:pPr>
+      <w:r>
+        <w:rPr>
+          <w:rFonts w:hint="eastAsia" w:cstheme="minorBidi"/>
+          <w:kern w:val="2"/>
+          <w:sz w:val="28"/>
+          <w:szCs w:val="28"/>
+          <w:lang w:val="en-US" w:eastAsia="zh-CN" w:bidi="ar-SA"/>
+        </w:rPr>
+        <w:t>||你对着镜头挥了挥手，语气轻松得像在跟老朋友聊天||</w:t>
+      </w:r>
+    </w:p>
+    <w:p>
+      <w:pPr>
+        <w:tabs>
+          <w:tab w:val="left" w:pos="710"/>
+        </w:tabs>
+        <w:bidi w:val="0"/>
+        <w:jc w:val="left"/>
+        <w:rPr>
+          <w:rFonts w:hint="eastAsia" w:cstheme="minorBidi"/>
+          <w:kern w:val="2"/>
+          <w:sz w:val="28"/>
+          <w:szCs w:val="28"/>
+          <w:lang w:val="en-US" w:eastAsia="zh-CN" w:bidi="ar-SA"/>
+        </w:rPr>
+      </w:pPr>
+    </w:p>
+    <w:p>
+      <w:pPr>
+        <w:tabs>
+          <w:tab w:val="left" w:pos="710"/>
+        </w:tabs>
+        <w:bidi w:val="0"/>
+        <w:jc w:val="left"/>
+        <w:rPr>
+          <w:rFonts w:hint="eastAsia" w:cstheme="minorBidi"/>
+          <w:kern w:val="2"/>
+          <w:sz w:val="28"/>
+          <w:szCs w:val="28"/>
+          <w:lang w:val="en-US" w:eastAsia="zh-CN" w:bidi="ar-SA"/>
+        </w:rPr>
+      </w:pPr>
+      <w:r>
+        <w:rPr>
+          <w:rFonts w:hint="eastAsia" w:cstheme="minorBidi"/>
+          <w:kern w:val="2"/>
+          <w:sz w:val="28"/>
+          <w:szCs w:val="28"/>
+          <w:lang w:val="en-US" w:eastAsia="zh-CN" w:bidi="ar-SA"/>
+        </w:rPr>
+        <w:t>||直播间的人数在三十秒内破了五万，你笑着聊护肤、吐槽热播剧、帮粉丝解决情感问题||</w:t>
+      </w:r>
+    </w:p>
+    <w:p>
+      <w:pPr>
+        <w:tabs>
+          <w:tab w:val="left" w:pos="710"/>
+        </w:tabs>
+        <w:bidi w:val="0"/>
+        <w:jc w:val="left"/>
+        <w:rPr>
+          <w:rFonts w:hint="eastAsia" w:cstheme="minorBidi"/>
+          <w:kern w:val="2"/>
+          <w:sz w:val="28"/>
+          <w:szCs w:val="28"/>
+          <w:lang w:val="en-US" w:eastAsia="zh-CN" w:bidi="ar-SA"/>
+        </w:rPr>
+      </w:pPr>
+    </w:p>
+    <w:p>
+      <w:pPr>
+        <w:tabs>
+          <w:tab w:val="left" w:pos="710"/>
+        </w:tabs>
+        <w:bidi w:val="0"/>
+        <w:jc w:val="left"/>
+        <w:rPr>
+          <w:rFonts w:hint="eastAsia" w:cstheme="minorBidi"/>
+          <w:kern w:val="2"/>
+          <w:sz w:val="28"/>
+          <w:szCs w:val="28"/>
+          <w:lang w:val="en-US" w:eastAsia="zh-CN" w:bidi="ar-SA"/>
+        </w:rPr>
+      </w:pPr>
+      <w:r>
+        <w:rPr>
+          <w:rFonts w:hint="eastAsia" w:cstheme="minorBidi"/>
+          <w:kern w:val="2"/>
+          <w:sz w:val="28"/>
+          <w:szCs w:val="28"/>
+          <w:lang w:val="en-US" w:eastAsia="zh-CN" w:bidi="ar-SA"/>
+        </w:rPr>
+        <w:t>||弹幕越来越多，直播间冲上了全网热度第一||</w:t>
+      </w:r>
+    </w:p>
+    <w:p>
+      <w:pPr>
+        <w:tabs>
+          <w:tab w:val="left" w:pos="710"/>
+        </w:tabs>
+        <w:bidi w:val="0"/>
+        <w:jc w:val="left"/>
+        <w:rPr>
+          <w:rFonts w:hint="eastAsia" w:cstheme="minorBidi"/>
+          <w:kern w:val="2"/>
+          <w:sz w:val="28"/>
+          <w:szCs w:val="28"/>
+          <w:lang w:val="en-US" w:eastAsia="zh-CN" w:bidi="ar-SA"/>
+        </w:rPr>
+      </w:pPr>
+    </w:p>
+    <w:p>
+      <w:pPr>
+        <w:tabs>
+          <w:tab w:val="left" w:pos="710"/>
+        </w:tabs>
+        <w:bidi w:val="0"/>
+        <w:jc w:val="left"/>
+        <w:rPr>
+          <w:rFonts w:hint="eastAsia" w:cstheme="minorBidi"/>
+          <w:kern w:val="2"/>
+          <w:sz w:val="28"/>
+          <w:szCs w:val="28"/>
+          <w:lang w:val="en-US" w:eastAsia="zh-CN" w:bidi="ar-SA"/>
+        </w:rPr>
+      </w:pPr>
+      <w:r>
+        <w:rPr>
+          <w:rFonts w:hint="eastAsia" w:cstheme="minorBidi"/>
+          <w:kern w:val="2"/>
+          <w:sz w:val="28"/>
+          <w:szCs w:val="28"/>
+          <w:lang w:val="en-US" w:eastAsia="zh-CN" w:bidi="ar-SA"/>
+        </w:rPr>
+        <w:t>||而那几个原本设局的人，从最初的嚣张，到坐立不安，再到最后只能僵坐在沙发上，一动也不敢动||</w:t>
+      </w:r>
+    </w:p>
+    <w:p>
+      <w:pPr>
+        <w:tabs>
+          <w:tab w:val="left" w:pos="710"/>
+        </w:tabs>
+        <w:bidi w:val="0"/>
+        <w:jc w:val="left"/>
+        <w:rPr>
+          <w:rFonts w:hint="eastAsia" w:cstheme="minorBidi"/>
+          <w:kern w:val="2"/>
+          <w:sz w:val="28"/>
+          <w:szCs w:val="28"/>
+          <w:lang w:val="en-US" w:eastAsia="zh-CN" w:bidi="ar-SA"/>
+        </w:rPr>
+      </w:pPr>
+    </w:p>
+    <w:p>
+      <w:pPr>
+        <w:tabs>
+          <w:tab w:val="left" w:pos="710"/>
+        </w:tabs>
+        <w:bidi w:val="0"/>
+        <w:jc w:val="left"/>
+        <w:rPr>
+          <w:rFonts w:hint="default" w:cstheme="minorBidi"/>
+          <w:kern w:val="2"/>
+          <w:sz w:val="28"/>
+          <w:szCs w:val="28"/>
+          <w:lang w:val="en-US" w:eastAsia="zh-CN" w:bidi="ar-SA"/>
+        </w:rPr>
+      </w:pPr>
+      <w:r>
+        <w:rPr>
+          <w:rFonts w:hint="eastAsia" w:cstheme="minorBidi"/>
+          <w:kern w:val="2"/>
+          <w:sz w:val="28"/>
+          <w:szCs w:val="28"/>
+          <w:lang w:val="en-US" w:eastAsia="zh-CN" w:bidi="ar-SA"/>
+        </w:rPr>
+        <w:t>||他们不敢轻举妄动，因为全网都在看||</w:t>
+      </w:r>
+    </w:p>
+    <w:p>
+      <w:pPr>
+        <w:tabs>
+          <w:tab w:val="left" w:pos="710"/>
+        </w:tabs>
+        <w:bidi w:val="0"/>
+        <w:jc w:val="left"/>
+        <w:rPr>
+          <w:rFonts w:hint="eastAsia" w:cstheme="minorBidi"/>
+          <w:kern w:val="2"/>
+          <w:sz w:val="28"/>
+          <w:szCs w:val="28"/>
+          <w:lang w:val="en-US" w:eastAsia="zh-CN" w:bidi="ar-SA"/>
+        </w:rPr>
+      </w:pPr>
+    </w:p>
+    <w:p>
+      <w:pPr>
+        <w:tabs>
+          <w:tab w:val="left" w:pos="710"/>
+        </w:tabs>
+        <w:bidi w:val="0"/>
+        <w:jc w:val="left"/>
+        <w:rPr>
+          <w:rFonts w:hint="eastAsia" w:cstheme="minorBidi"/>
+          <w:kern w:val="2"/>
+          <w:sz w:val="28"/>
+          <w:szCs w:val="28"/>
+          <w:lang w:val="en-US" w:eastAsia="zh-CN" w:bidi="ar-SA"/>
+        </w:rPr>
+      </w:pPr>
+      <w:r>
+        <w:rPr>
+          <w:rFonts w:hint="eastAsia" w:cstheme="minorBidi"/>
+          <w:kern w:val="2"/>
+          <w:sz w:val="28"/>
+          <w:szCs w:val="28"/>
+          <w:lang w:val="en-US" w:eastAsia="zh-CN" w:bidi="ar-SA"/>
+        </w:rPr>
+        <w:t>||四十分钟后，你关掉直播，没有再看那几个人一眼，推开门走了出去||</w:t>
+      </w:r>
+    </w:p>
+    <w:p>
+      <w:pPr>
+        <w:tabs>
+          <w:tab w:val="left" w:pos="710"/>
+        </w:tabs>
+        <w:bidi w:val="0"/>
+        <w:jc w:val="left"/>
+        <w:rPr>
+          <w:rFonts w:hint="eastAsia" w:cstheme="minorBidi"/>
+          <w:kern w:val="2"/>
+          <w:sz w:val="28"/>
+          <w:szCs w:val="28"/>
+          <w:lang w:val="en-US" w:eastAsia="zh-CN" w:bidi="ar-SA"/>
+        </w:rPr>
+      </w:pPr>
+    </w:p>
+    <w:p>
+      <w:pPr>
+        <w:tabs>
+          <w:tab w:val="left" w:pos="710"/>
+        </w:tabs>
+        <w:bidi w:val="0"/>
+        <w:jc w:val="left"/>
+        <w:rPr>
+          <w:rFonts w:hint="eastAsia" w:cstheme="minorBidi"/>
+          <w:kern w:val="2"/>
+          <w:sz w:val="28"/>
+          <w:szCs w:val="28"/>
+          <w:lang w:val="en-US" w:eastAsia="zh-CN" w:bidi="ar-SA"/>
+        </w:rPr>
+      </w:pPr>
+      <w:r>
+        <w:rPr>
+          <w:rFonts w:hint="eastAsia" w:cstheme="minorBidi"/>
+          <w:kern w:val="2"/>
+          <w:sz w:val="28"/>
+          <w:szCs w:val="28"/>
+          <w:lang w:val="en-US" w:eastAsia="zh-CN" w:bidi="ar-SA"/>
+        </w:rPr>
+        <w:t>||当晚，你发了一条微博，你知道你险些面临什么，也知道你是因为影响力幸免于难||</w:t>
+      </w:r>
+    </w:p>
+    <w:p>
+      <w:pPr>
+        <w:tabs>
+          <w:tab w:val="left" w:pos="710"/>
+        </w:tabs>
+        <w:bidi w:val="0"/>
+        <w:jc w:val="left"/>
+        <w:rPr>
+          <w:rFonts w:hint="eastAsia" w:cstheme="minorBidi"/>
+          <w:kern w:val="2"/>
+          <w:sz w:val="28"/>
+          <w:szCs w:val="28"/>
+          <w:lang w:val="en-US" w:eastAsia="zh-CN" w:bidi="ar-SA"/>
+        </w:rPr>
+      </w:pPr>
+    </w:p>
+    <w:p>
+      <w:pPr>
+        <w:tabs>
+          <w:tab w:val="left" w:pos="710"/>
+        </w:tabs>
+        <w:bidi w:val="0"/>
+        <w:jc w:val="left"/>
+        <w:rPr>
+          <w:rFonts w:hint="default" w:cstheme="minorBidi"/>
+          <w:kern w:val="2"/>
+          <w:sz w:val="28"/>
+          <w:szCs w:val="28"/>
+          <w:lang w:val="en-US" w:eastAsia="zh-CN" w:bidi="ar-SA"/>
+        </w:rPr>
+      </w:pPr>
+      <w:r>
+        <w:rPr>
+          <w:rFonts w:hint="eastAsia" w:cstheme="minorBidi"/>
+          <w:kern w:val="2"/>
+          <w:sz w:val="28"/>
+          <w:szCs w:val="28"/>
+          <w:lang w:val="en-US" w:eastAsia="zh-CN" w:bidi="ar-SA"/>
+        </w:rPr>
+        <w:t>女主名||“今晚的事，谢谢大家的陪伴。有些光不该只照在我一个人身上，它应该照到更多需要被看见的地方。”||0000</w:t>
+      </w:r>
+    </w:p>
+    <w:p>
+      <w:pPr>
+        <w:tabs>
+          <w:tab w:val="left" w:pos="710"/>
+        </w:tabs>
+        <w:bidi w:val="0"/>
+        <w:jc w:val="left"/>
+        <w:rPr>
+          <w:rFonts w:hint="eastAsia" w:cstheme="minorBidi"/>
+          <w:kern w:val="2"/>
+          <w:sz w:val="28"/>
+          <w:szCs w:val="28"/>
+          <w:lang w:val="en-US" w:eastAsia="zh-CN" w:bidi="ar-SA"/>
+        </w:rPr>
+      </w:pPr>
+    </w:p>
+    <w:p>
+      <w:pPr>
+        <w:tabs>
+          <w:tab w:val="left" w:pos="710"/>
+        </w:tabs>
+        <w:bidi w:val="0"/>
+        <w:jc w:val="left"/>
+        <w:rPr>
+          <w:rFonts w:hint="default" w:cstheme="minorBidi"/>
+          <w:kern w:val="2"/>
+          <w:sz w:val="28"/>
+          <w:szCs w:val="28"/>
+          <w:lang w:val="en-US" w:eastAsia="zh-CN" w:bidi="ar-SA"/>
+        </w:rPr>
+      </w:pPr>
+      <w:r>
+        <w:rPr>
+          <w:rFonts w:hint="eastAsia" w:cstheme="minorBidi"/>
+          <w:kern w:val="2"/>
+          <w:sz w:val="28"/>
+          <w:szCs w:val="28"/>
+          <w:lang w:val="en-US" w:eastAsia="zh-CN" w:bidi="ar-SA"/>
+        </w:rPr>
+        <w:t>||你深知普通人遭到不公的对待甚至迫害，想要发声和维权有多么艰难||</w:t>
+      </w:r>
+    </w:p>
+    <w:p>
+      <w:pPr>
+        <w:tabs>
+          <w:tab w:val="left" w:pos="710"/>
+        </w:tabs>
+        <w:bidi w:val="0"/>
+        <w:jc w:val="left"/>
+        <w:rPr>
+          <w:rFonts w:hint="eastAsia" w:cstheme="minorBidi"/>
+          <w:kern w:val="2"/>
+          <w:sz w:val="28"/>
+          <w:szCs w:val="28"/>
+          <w:lang w:val="en-US" w:eastAsia="zh-CN" w:bidi="ar-SA"/>
+        </w:rPr>
+      </w:pPr>
+    </w:p>
+    <w:p>
+      <w:pPr>
+        <w:tabs>
+          <w:tab w:val="left" w:pos="710"/>
+        </w:tabs>
+        <w:bidi w:val="0"/>
+        <w:jc w:val="left"/>
+        <w:rPr>
+          <w:rFonts w:hint="eastAsia" w:cstheme="minorBidi"/>
+          <w:kern w:val="2"/>
+          <w:sz w:val="28"/>
+          <w:szCs w:val="28"/>
+          <w:lang w:val="en-US" w:eastAsia="zh-CN" w:bidi="ar-SA"/>
+        </w:rPr>
+      </w:pPr>
+      <w:r>
+        <w:rPr>
+          <w:rFonts w:hint="eastAsia" w:cstheme="minorBidi"/>
+          <w:kern w:val="2"/>
+          <w:sz w:val="28"/>
+          <w:szCs w:val="28"/>
+          <w:lang w:val="en-US" w:eastAsia="zh-CN" w:bidi="ar-SA"/>
+        </w:rPr>
+        <w:t>||于是</w:t>
+      </w:r>
       <w:bookmarkStart w:id="0" w:name="_GoBack"/>
       <w:bookmarkEnd w:id="0"/>
-    </w:p>
-    <w:p>
-      <w:pPr>
-        <w:tabs>
-          <w:tab w:val="left" w:pos="710"/>
-        </w:tabs>
-        <w:bidi w:val="0"/>
-        <w:jc w:val="left"/>
-        <w:rPr>
-          <w:rFonts w:hint="eastAsia" w:cstheme="minorBidi"/>
-          <w:kern w:val="2"/>
-          <w:sz w:val="28"/>
-          <w:szCs w:val="28"/>
-          <w:lang w:val="en-US" w:eastAsia="zh-CN" w:bidi="ar-SA"/>
-        </w:rPr>
-      </w:pPr>
-      <w:r>
-        <w:rPr>
-          <w:rFonts w:hint="eastAsia" w:cstheme="minorBidi"/>
-          <w:kern w:val="2"/>
-          <w:sz w:val="28"/>
-          <w:szCs w:val="28"/>
-          <w:lang w:val="en-US" w:eastAsia="zh-CN" w:bidi="ar-SA"/>
-        </w:rPr>
-        <w:t>||你习惯了被人群簇拥的感觉，镜头喜欢你，灯光喜欢你，所有人都喜欢你||</w:t>
-      </w:r>
-    </w:p>
-    <w:p>
-      <w:pPr>
-        <w:tabs>
-          <w:tab w:val="left" w:pos="710"/>
-        </w:tabs>
-        <w:bidi w:val="0"/>
-        <w:jc w:val="left"/>
-        <w:rPr>
-          <w:rFonts w:hint="eastAsia" w:cstheme="minorBidi"/>
-          <w:kern w:val="2"/>
-          <w:sz w:val="28"/>
-          <w:szCs w:val="28"/>
-          <w:lang w:val="en-US" w:eastAsia="zh-CN" w:bidi="ar-SA"/>
-        </w:rPr>
-      </w:pPr>
-    </w:p>
-    <w:p>
-      <w:pPr>
-        <w:tabs>
-          <w:tab w:val="left" w:pos="710"/>
-        </w:tabs>
-        <w:bidi w:val="0"/>
-        <w:jc w:val="left"/>
-        <w:rPr>
-          <w:rFonts w:hint="eastAsia" w:cstheme="minorBidi"/>
-          <w:kern w:val="2"/>
-          <w:sz w:val="28"/>
-          <w:szCs w:val="28"/>
-          <w:lang w:val="en-US" w:eastAsia="zh-CN" w:bidi="ar-SA"/>
-        </w:rPr>
-      </w:pPr>
-      <w:r>
-        <w:rPr>
-          <w:rFonts w:hint="eastAsia" w:cstheme="minorBidi"/>
-          <w:kern w:val="2"/>
-          <w:sz w:val="28"/>
-          <w:szCs w:val="28"/>
-          <w:lang w:val="en-US" w:eastAsia="zh-CN" w:bidi="ar-SA"/>
-        </w:rPr>
-        <w:t>||你走在街上会被人认出来，发一张自拍能上热搜，随口说的一句话会被截图转发几万次||</w:t>
+      <w:r>
+        <w:rPr>
+          <w:rFonts w:hint="eastAsia" w:cstheme="minorBidi"/>
+          <w:kern w:val="2"/>
+          <w:sz w:val="28"/>
+          <w:szCs w:val="28"/>
+          <w:lang w:val="en-US" w:eastAsia="zh-CN" w:bidi="ar-SA"/>
+        </w:rPr>
+        <w:t>你成立了一个名为“聚光行动”的公益基金||</w:t>
+      </w:r>
+    </w:p>
+    <w:p>
+      <w:pPr>
+        <w:tabs>
+          <w:tab w:val="left" w:pos="710"/>
+        </w:tabs>
+        <w:bidi w:val="0"/>
+        <w:jc w:val="left"/>
+        <w:rPr>
+          <w:rFonts w:hint="eastAsia" w:cstheme="minorBidi"/>
+          <w:kern w:val="2"/>
+          <w:sz w:val="28"/>
+          <w:szCs w:val="28"/>
+          <w:lang w:val="en-US" w:eastAsia="zh-CN" w:bidi="ar-SA"/>
+        </w:rPr>
+      </w:pPr>
+    </w:p>
+    <w:p>
+      <w:pPr>
+        <w:tabs>
+          <w:tab w:val="left" w:pos="710"/>
+        </w:tabs>
+        <w:bidi w:val="0"/>
+        <w:jc w:val="left"/>
+        <w:rPr>
+          <w:rFonts w:hint="eastAsia" w:cstheme="minorBidi"/>
+          <w:kern w:val="2"/>
+          <w:sz w:val="28"/>
+          <w:szCs w:val="28"/>
+          <w:lang w:val="en-US" w:eastAsia="zh-CN" w:bidi="ar-SA"/>
+        </w:rPr>
+      </w:pPr>
+      <w:r>
+        <w:rPr>
+          <w:rFonts w:hint="eastAsia" w:cstheme="minorBidi"/>
+          <w:kern w:val="2"/>
+          <w:sz w:val="28"/>
+          <w:szCs w:val="28"/>
+          <w:lang w:val="en-US" w:eastAsia="zh-CN" w:bidi="ar-SA"/>
+        </w:rPr>
+        <w:t>||你用自己的影响力，让那些原本不会被关注的事件上了热搜，让那些原本会被淹没的声音被听见||</w:t>
       </w:r>
     </w:p>
     <w:p>
@@ -216,7 +1008,49 @@
           <w:szCs w:val="28"/>
           <w:lang w:val="en-US" w:eastAsia="zh-CN" w:bidi="ar-SA"/>
         </w:rPr>
-        <w:t>||你不需要刻意经营什么，你站在那里，就是流量本身||</w:t>
+        <w:t>||后来有人问你是不是提前策划好的，你笑了笑，没有作答||</w:t>
+      </w:r>
+    </w:p>
+    <w:p>
+      <w:pPr>
+        <w:tabs>
+          <w:tab w:val="left" w:pos="710"/>
+        </w:tabs>
+        <w:bidi w:val="0"/>
+        <w:jc w:val="left"/>
+        <w:rPr>
+          <w:rFonts w:hint="eastAsia" w:cstheme="minorBidi"/>
+          <w:kern w:val="2"/>
+          <w:sz w:val="28"/>
+          <w:szCs w:val="28"/>
+          <w:lang w:val="en-US" w:eastAsia="zh-CN" w:bidi="ar-SA"/>
+        </w:rPr>
+      </w:pPr>
+    </w:p>
+    <w:p>
+      <w:pPr>
+        <w:tabs>
+          <w:tab w:val="left" w:pos="710"/>
+        </w:tabs>
+        <w:bidi w:val="0"/>
+        <w:jc w:val="left"/>
+        <w:rPr>
+          <w:rFonts w:hint="eastAsia" w:cstheme="minorBidi"/>
+          <w:kern w:val="2"/>
+          <w:sz w:val="28"/>
+          <w:szCs w:val="28"/>
+          <w:lang w:val="en-US" w:eastAsia="zh-CN" w:bidi="ar-SA"/>
+        </w:rPr>
+      </w:pPr>
+      <w:r>
+        <w:rPr>
+          <w:rFonts w:hint="eastAsia" w:cstheme="minorBidi"/>
+          <w:kern w:val="2"/>
+          <w:sz w:val="28"/>
+          <w:szCs w:val="28"/>
+          <w:lang w:val="en-US" w:eastAsia="zh-CN" w:bidi="ar-SA"/>
+        </w:rPr>
+        <w:t>||基金成立之后，你的影响力迎来了指数级爆发||</w:t>
       </w:r>
     </w:p>
     <w:p>
@@ -258,133 +1092,91 @@
           <w:szCs w:val="28"/>
           <w:lang w:val="en-US" w:eastAsia="zh-CN" w:bidi="ar-SA"/>
         </w:rPr>
-        <w:t>||但你从来没有想过，这种光芒会把你照进陷阱里||</w:t>
-      </w:r>
-    </w:p>
-    <w:p>
-      <w:pPr>
-        <w:tabs>
-          <w:tab w:val="left" w:pos="710"/>
-        </w:tabs>
-        <w:bidi w:val="0"/>
-        <w:jc w:val="left"/>
-        <w:rPr>
-          <w:rFonts w:hint="eastAsia" w:cstheme="minorBidi"/>
-          <w:kern w:val="2"/>
-          <w:sz w:val="28"/>
-          <w:szCs w:val="28"/>
-          <w:lang w:val="en-US" w:eastAsia="zh-CN" w:bidi="ar-SA"/>
-        </w:rPr>
-      </w:pPr>
-    </w:p>
-    <w:p>
-      <w:pPr>
-        <w:tabs>
-          <w:tab w:val="left" w:pos="710"/>
-        </w:tabs>
-        <w:bidi w:val="0"/>
-        <w:jc w:val="left"/>
-        <w:rPr>
-          <w:rFonts w:hint="eastAsia" w:cstheme="minorBidi"/>
-          <w:kern w:val="2"/>
-          <w:sz w:val="28"/>
-          <w:szCs w:val="28"/>
-          <w:lang w:val="en-US" w:eastAsia="zh-CN" w:bidi="ar-SA"/>
-        </w:rPr>
-      </w:pPr>
-      <w:r>
-        <w:rPr>
-          <w:rFonts w:hint="eastAsia" w:cstheme="minorBidi"/>
-          <w:kern w:val="2"/>
-          <w:sz w:val="28"/>
-          <w:szCs w:val="28"/>
-          <w:lang w:val="en-US" w:eastAsia="zh-CN" w:bidi="ar-SA"/>
-        </w:rPr>
-        <w:t>||那天的邀约看起来很正常，一个合作过的品牌方请你去城郊的私人会所谈合作||</w:t>
-      </w:r>
-    </w:p>
-    <w:p>
-      <w:pPr>
-        <w:tabs>
-          <w:tab w:val="left" w:pos="710"/>
-        </w:tabs>
-        <w:bidi w:val="0"/>
-        <w:jc w:val="left"/>
-        <w:rPr>
-          <w:rFonts w:hint="eastAsia" w:cstheme="minorBidi"/>
-          <w:kern w:val="2"/>
-          <w:sz w:val="28"/>
-          <w:szCs w:val="28"/>
-          <w:lang w:val="en-US" w:eastAsia="zh-CN" w:bidi="ar-SA"/>
-        </w:rPr>
-      </w:pPr>
-    </w:p>
-    <w:p>
-      <w:pPr>
-        <w:tabs>
-          <w:tab w:val="left" w:pos="710"/>
-        </w:tabs>
-        <w:bidi w:val="0"/>
-        <w:jc w:val="left"/>
-        <w:rPr>
-          <w:rFonts w:hint="eastAsia" w:cstheme="minorBidi"/>
-          <w:kern w:val="2"/>
-          <w:sz w:val="28"/>
-          <w:szCs w:val="28"/>
-          <w:lang w:val="en-US" w:eastAsia="zh-CN" w:bidi="ar-SA"/>
-        </w:rPr>
-      </w:pPr>
-      <w:r>
-        <w:rPr>
-          <w:rFonts w:hint="eastAsia" w:cstheme="minorBidi"/>
-          <w:kern w:val="2"/>
-          <w:sz w:val="28"/>
-          <w:szCs w:val="28"/>
-          <w:lang w:val="en-US" w:eastAsia="zh-CN" w:bidi="ar-SA"/>
-        </w:rPr>
-        <w:t>||你去了，到了之后才发现，根本没有酒会，没有品牌方，等着你的是一个设好的局||</w:t>
-      </w:r>
-    </w:p>
-    <w:p>
-      <w:pPr>
-        <w:tabs>
-          <w:tab w:val="left" w:pos="710"/>
-        </w:tabs>
-        <w:bidi w:val="0"/>
-        <w:jc w:val="left"/>
-        <w:rPr>
-          <w:rFonts w:hint="eastAsia" w:cstheme="minorBidi"/>
-          <w:kern w:val="2"/>
-          <w:sz w:val="28"/>
-          <w:szCs w:val="28"/>
-          <w:lang w:val="en-US" w:eastAsia="zh-CN" w:bidi="ar-SA"/>
-        </w:rPr>
-      </w:pPr>
-    </w:p>
-    <w:p>
-      <w:pPr>
-        <w:tabs>
-          <w:tab w:val="left" w:pos="710"/>
-        </w:tabs>
-        <w:bidi w:val="0"/>
-        <w:jc w:val="left"/>
-        <w:rPr>
-          <w:rFonts w:hint="eastAsia" w:cstheme="minorBidi"/>
-          <w:kern w:val="2"/>
-          <w:sz w:val="28"/>
-          <w:szCs w:val="28"/>
-          <w:lang w:val="en-US" w:eastAsia="zh-CN" w:bidi="ar-SA"/>
-        </w:rPr>
-      </w:pPr>
-      <w:r>
-        <w:rPr>
-          <w:rFonts w:hint="eastAsia" w:cstheme="minorBidi"/>
-          <w:kern w:val="2"/>
-          <w:sz w:val="28"/>
-          <w:szCs w:val="28"/>
-          <w:lang w:val="en-US" w:eastAsia="zh-CN" w:bidi="ar-SA"/>
-        </w:rPr>
-        <w:t>||门在身后关上的那一刻，你的心跳漏了一拍，但你没有慌||</w:t>
+        <w:t>||无数顶奢品牌排着队递上代言邀约，条件一再加码，却没有人敢和你议价||</w:t>
+      </w:r>
+    </w:p>
+    <w:p>
+      <w:pPr>
+        <w:tabs>
+          <w:tab w:val="left" w:pos="710"/>
+        </w:tabs>
+        <w:bidi w:val="0"/>
+        <w:jc w:val="left"/>
+        <w:rPr>
+          <w:rFonts w:hint="eastAsia" w:cstheme="minorBidi"/>
+          <w:kern w:val="2"/>
+          <w:sz w:val="28"/>
+          <w:szCs w:val="28"/>
+          <w:lang w:val="en-US" w:eastAsia="zh-CN" w:bidi="ar-SA"/>
+        </w:rPr>
+      </w:pPr>
+    </w:p>
+    <w:p>
+      <w:pPr>
+        <w:tabs>
+          <w:tab w:val="left" w:pos="710"/>
+        </w:tabs>
+        <w:bidi w:val="0"/>
+        <w:jc w:val="left"/>
+        <w:rPr>
+          <w:rFonts w:hint="eastAsia" w:cstheme="minorBidi"/>
+          <w:kern w:val="2"/>
+          <w:sz w:val="28"/>
+          <w:szCs w:val="28"/>
+          <w:lang w:val="en-US" w:eastAsia="zh-CN" w:bidi="ar-SA"/>
+        </w:rPr>
+      </w:pPr>
+      <w:r>
+        <w:rPr>
+          <w:rFonts w:hint="eastAsia" w:cstheme="minorBidi"/>
+          <w:kern w:val="2"/>
+          <w:sz w:val="28"/>
+          <w:szCs w:val="28"/>
+          <w:lang w:val="en-US" w:eastAsia="zh-CN" w:bidi="ar-SA"/>
+        </w:rPr>
+        <w:t>||你顺势创办了自己的MCN机构，买下了一整栋楼。你的名字挂在门口，比任何招牌都亮||</w:t>
+      </w:r>
+    </w:p>
+    <w:p>
+      <w:pPr>
+        <w:tabs>
+          <w:tab w:val="left" w:pos="710"/>
+        </w:tabs>
+        <w:bidi w:val="0"/>
+        <w:jc w:val="left"/>
+        <w:rPr>
+          <w:rFonts w:hint="eastAsia" w:cstheme="minorBidi"/>
+          <w:kern w:val="2"/>
+          <w:sz w:val="28"/>
+          <w:szCs w:val="28"/>
+          <w:lang w:val="en-US" w:eastAsia="zh-CN" w:bidi="ar-SA"/>
+        </w:rPr>
+      </w:pPr>
+    </w:p>
+    <w:p>
+      <w:pPr>
+        <w:tabs>
+          <w:tab w:val="left" w:pos="710"/>
+        </w:tabs>
+        <w:bidi w:val="0"/>
+        <w:jc w:val="left"/>
+        <w:rPr>
+          <w:rFonts w:hint="eastAsia" w:cstheme="minorBidi"/>
+          <w:kern w:val="2"/>
+          <w:sz w:val="28"/>
+          <w:szCs w:val="28"/>
+          <w:lang w:val="en-US" w:eastAsia="zh-CN" w:bidi="ar-SA"/>
+        </w:rPr>
+      </w:pPr>
+      <w:r>
+        <w:rPr>
+          <w:rFonts w:hint="eastAsia" w:cstheme="minorBidi"/>
+          <w:kern w:val="2"/>
+          <w:sz w:val="28"/>
+          <w:szCs w:val="28"/>
+          <w:lang w:val="en-US" w:eastAsia="zh-CN" w:bidi="ar-SA"/>
+        </w:rPr>
+        <w:t>||你签的人不多，但每一个都是你亲手挑的||</w:t>
       </w:r>
     </w:p>
     <w:p>
@@ -426,49 +1218,91 @@
           <w:szCs w:val="28"/>
           <w:lang w:val="en-US" w:eastAsia="zh-CN" w:bidi="ar-SA"/>
         </w:rPr>
-        <w:t>||你坐下来，像什么都没有发生一样，然后你从包里拿出手机，打开了直播||</w:t>
-      </w:r>
-    </w:p>
-    <w:p>
-      <w:pPr>
-        <w:tabs>
-          <w:tab w:val="left" w:pos="710"/>
-        </w:tabs>
-        <w:bidi w:val="0"/>
-        <w:jc w:val="left"/>
-        <w:rPr>
-          <w:rFonts w:hint="eastAsia" w:cstheme="minorBidi"/>
-          <w:kern w:val="2"/>
-          <w:sz w:val="28"/>
-          <w:szCs w:val="28"/>
-          <w:lang w:val="en-US" w:eastAsia="zh-CN" w:bidi="ar-SA"/>
-        </w:rPr>
-      </w:pPr>
-    </w:p>
-    <w:p>
-      <w:pPr>
-        <w:tabs>
-          <w:tab w:val="left" w:pos="710"/>
-        </w:tabs>
-        <w:bidi w:val="0"/>
-        <w:jc w:val="left"/>
-        <w:rPr>
-          <w:rFonts w:hint="eastAsia" w:cstheme="minorBidi"/>
-          <w:kern w:val="2"/>
-          <w:sz w:val="28"/>
-          <w:szCs w:val="28"/>
-          <w:lang w:val="en-US" w:eastAsia="zh-CN" w:bidi="ar-SA"/>
-        </w:rPr>
-      </w:pPr>
-      <w:r>
-        <w:rPr>
-          <w:rFonts w:hint="eastAsia" w:cstheme="minorBidi"/>
-          <w:kern w:val="2"/>
-          <w:sz w:val="28"/>
-          <w:szCs w:val="28"/>
-          <w:lang w:val="en-US" w:eastAsia="zh-CN" w:bidi="ar-SA"/>
-        </w:rPr>
-        <w:t>女主名||“来，我跟我的观众打个招呼。”||0000</w:t>
+        <w:t>||你不看他们的粉丝数，你只看两件事——他们有没有站在镜头前的底气、有没有守住底线的初心||</w:t>
+      </w:r>
+    </w:p>
+    <w:p>
+      <w:pPr>
+        <w:tabs>
+          <w:tab w:val="left" w:pos="710"/>
+        </w:tabs>
+        <w:bidi w:val="0"/>
+        <w:jc w:val="left"/>
+        <w:rPr>
+          <w:rFonts w:hint="eastAsia" w:cstheme="minorBidi"/>
+          <w:kern w:val="2"/>
+          <w:sz w:val="28"/>
+          <w:szCs w:val="28"/>
+          <w:lang w:val="en-US" w:eastAsia="zh-CN" w:bidi="ar-SA"/>
+        </w:rPr>
+      </w:pPr>
+    </w:p>
+    <w:p>
+      <w:pPr>
+        <w:tabs>
+          <w:tab w:val="left" w:pos="710"/>
+        </w:tabs>
+        <w:bidi w:val="0"/>
+        <w:jc w:val="left"/>
+        <w:rPr>
+          <w:rFonts w:hint="eastAsia" w:cstheme="minorBidi"/>
+          <w:kern w:val="2"/>
+          <w:sz w:val="28"/>
+          <w:szCs w:val="28"/>
+          <w:lang w:val="en-US" w:eastAsia="zh-CN" w:bidi="ar-SA"/>
+        </w:rPr>
+      </w:pPr>
+      <w:r>
+        <w:rPr>
+          <w:rFonts w:hint="eastAsia" w:cstheme="minorBidi"/>
+          <w:kern w:val="2"/>
+          <w:sz w:val="28"/>
+          <w:szCs w:val="28"/>
+          <w:lang w:val="en-US" w:eastAsia="zh-CN" w:bidi="ar-SA"/>
+        </w:rPr>
+        <w:t>||半年估值破十亿，一年后增至二十五亿，增长稳健且极具竞争力||</w:t>
+      </w:r>
+    </w:p>
+    <w:p>
+      <w:pPr>
+        <w:tabs>
+          <w:tab w:val="left" w:pos="710"/>
+        </w:tabs>
+        <w:bidi w:val="0"/>
+        <w:jc w:val="left"/>
+        <w:rPr>
+          <w:rFonts w:hint="eastAsia" w:cstheme="minorBidi"/>
+          <w:kern w:val="2"/>
+          <w:sz w:val="28"/>
+          <w:szCs w:val="28"/>
+          <w:lang w:val="en-US" w:eastAsia="zh-CN" w:bidi="ar-SA"/>
+        </w:rPr>
+      </w:pPr>
+    </w:p>
+    <w:p>
+      <w:pPr>
+        <w:tabs>
+          <w:tab w:val="left" w:pos="710"/>
+        </w:tabs>
+        <w:bidi w:val="0"/>
+        <w:jc w:val="left"/>
+        <w:rPr>
+          <w:rFonts w:hint="eastAsia" w:cstheme="minorBidi"/>
+          <w:kern w:val="2"/>
+          <w:sz w:val="28"/>
+          <w:szCs w:val="28"/>
+          <w:lang w:val="en-US" w:eastAsia="zh-CN" w:bidi="ar-SA"/>
+        </w:rPr>
+      </w:pPr>
+      <w:r>
+        <w:rPr>
+          <w:rFonts w:hint="eastAsia" w:cstheme="minorBidi"/>
+          <w:kern w:val="2"/>
+          <w:sz w:val="28"/>
+          <w:szCs w:val="28"/>
+          <w:lang w:val="en-US" w:eastAsia="zh-CN" w:bidi="ar-SA"/>
+        </w:rPr>
+        <w:t>||那些曾经在饭局上对你评头论足的人，现在要提前三个月预约才能见你一面||</w:t>
       </w:r>
     </w:p>
     <w:p>
@@ -510,763 +1344,7 @@
           <w:szCs w:val="28"/>
           <w:lang w:val="en-US" w:eastAsia="zh-CN" w:bidi="ar-SA"/>
         </w:rPr>
-        <w:t>||你对着镜头挥了挥手，语气轻松得像在跟老朋友聊天||</w:t>
-      </w:r>
-    </w:p>
-    <w:p>
-      <w:pPr>
-        <w:tabs>
-          <w:tab w:val="left" w:pos="710"/>
-        </w:tabs>
-        <w:bidi w:val="0"/>
-        <w:jc w:val="left"/>
-        <w:rPr>
-          <w:rFonts w:hint="eastAsia" w:cstheme="minorBidi"/>
-          <w:kern w:val="2"/>
-          <w:sz w:val="28"/>
-          <w:szCs w:val="28"/>
-          <w:lang w:val="en-US" w:eastAsia="zh-CN" w:bidi="ar-SA"/>
-        </w:rPr>
-      </w:pPr>
-    </w:p>
-    <w:p>
-      <w:pPr>
-        <w:tabs>
-          <w:tab w:val="left" w:pos="710"/>
-        </w:tabs>
-        <w:bidi w:val="0"/>
-        <w:jc w:val="left"/>
-        <w:rPr>
-          <w:rFonts w:hint="eastAsia" w:cstheme="minorBidi"/>
-          <w:kern w:val="2"/>
-          <w:sz w:val="28"/>
-          <w:szCs w:val="28"/>
-          <w:lang w:val="en-US" w:eastAsia="zh-CN" w:bidi="ar-SA"/>
-        </w:rPr>
-      </w:pPr>
-      <w:r>
-        <w:rPr>
-          <w:rFonts w:hint="eastAsia" w:cstheme="minorBidi"/>
-          <w:kern w:val="2"/>
-          <w:sz w:val="28"/>
-          <w:szCs w:val="28"/>
-          <w:lang w:val="en-US" w:eastAsia="zh-CN" w:bidi="ar-SA"/>
-        </w:rPr>
-        <w:t>||直播间的人数在三十秒内破了五万，你笑着聊护肤、吐槽热播剧、帮粉丝解决情感问题||</w:t>
-      </w:r>
-    </w:p>
-    <w:p>
-      <w:pPr>
-        <w:tabs>
-          <w:tab w:val="left" w:pos="710"/>
-        </w:tabs>
-        <w:bidi w:val="0"/>
-        <w:jc w:val="left"/>
-        <w:rPr>
-          <w:rFonts w:hint="eastAsia" w:cstheme="minorBidi"/>
-          <w:kern w:val="2"/>
-          <w:sz w:val="28"/>
-          <w:szCs w:val="28"/>
-          <w:lang w:val="en-US" w:eastAsia="zh-CN" w:bidi="ar-SA"/>
-        </w:rPr>
-      </w:pPr>
-    </w:p>
-    <w:p>
-      <w:pPr>
-        <w:tabs>
-          <w:tab w:val="left" w:pos="710"/>
-        </w:tabs>
-        <w:bidi w:val="0"/>
-        <w:jc w:val="left"/>
-        <w:rPr>
-          <w:rFonts w:hint="eastAsia" w:cstheme="minorBidi"/>
-          <w:kern w:val="2"/>
-          <w:sz w:val="28"/>
-          <w:szCs w:val="28"/>
-          <w:lang w:val="en-US" w:eastAsia="zh-CN" w:bidi="ar-SA"/>
-        </w:rPr>
-      </w:pPr>
-      <w:r>
-        <w:rPr>
-          <w:rFonts w:hint="eastAsia" w:cstheme="minorBidi"/>
-          <w:kern w:val="2"/>
-          <w:sz w:val="28"/>
-          <w:szCs w:val="28"/>
-          <w:lang w:val="en-US" w:eastAsia="zh-CN" w:bidi="ar-SA"/>
-        </w:rPr>
-        <w:t>||弹幕越来越多，直播间冲上了全网热度第一||</w:t>
-      </w:r>
-    </w:p>
-    <w:p>
-      <w:pPr>
-        <w:tabs>
-          <w:tab w:val="left" w:pos="710"/>
-        </w:tabs>
-        <w:bidi w:val="0"/>
-        <w:jc w:val="left"/>
-        <w:rPr>
-          <w:rFonts w:hint="eastAsia" w:cstheme="minorBidi"/>
-          <w:kern w:val="2"/>
-          <w:sz w:val="28"/>
-          <w:szCs w:val="28"/>
-          <w:lang w:val="en-US" w:eastAsia="zh-CN" w:bidi="ar-SA"/>
-        </w:rPr>
-      </w:pPr>
-    </w:p>
-    <w:p>
-      <w:pPr>
-        <w:tabs>
-          <w:tab w:val="left" w:pos="710"/>
-        </w:tabs>
-        <w:bidi w:val="0"/>
-        <w:jc w:val="left"/>
-        <w:rPr>
-          <w:rFonts w:hint="eastAsia" w:cstheme="minorBidi"/>
-          <w:kern w:val="2"/>
-          <w:sz w:val="28"/>
-          <w:szCs w:val="28"/>
-          <w:lang w:val="en-US" w:eastAsia="zh-CN" w:bidi="ar-SA"/>
-        </w:rPr>
-      </w:pPr>
-      <w:r>
-        <w:rPr>
-          <w:rFonts w:hint="eastAsia" w:cstheme="minorBidi"/>
-          <w:kern w:val="2"/>
-          <w:sz w:val="28"/>
-          <w:szCs w:val="28"/>
-          <w:lang w:val="en-US" w:eastAsia="zh-CN" w:bidi="ar-SA"/>
-        </w:rPr>
-        <w:t>||而那几个原本设局的人，从最初的嚣张，到坐立不安，再到最后只能僵坐在沙发上，一动也不敢动||</w:t>
-      </w:r>
-    </w:p>
-    <w:p>
-      <w:pPr>
-        <w:tabs>
-          <w:tab w:val="left" w:pos="710"/>
-        </w:tabs>
-        <w:bidi w:val="0"/>
-        <w:jc w:val="left"/>
-        <w:rPr>
-          <w:rFonts w:hint="eastAsia" w:cstheme="minorBidi"/>
-          <w:kern w:val="2"/>
-          <w:sz w:val="28"/>
-          <w:szCs w:val="28"/>
-          <w:lang w:val="en-US" w:eastAsia="zh-CN" w:bidi="ar-SA"/>
-        </w:rPr>
-      </w:pPr>
-    </w:p>
-    <w:p>
-      <w:pPr>
-        <w:tabs>
-          <w:tab w:val="left" w:pos="710"/>
-        </w:tabs>
-        <w:bidi w:val="0"/>
-        <w:jc w:val="left"/>
-        <w:rPr>
-          <w:rFonts w:hint="default" w:cstheme="minorBidi"/>
-          <w:kern w:val="2"/>
-          <w:sz w:val="28"/>
-          <w:szCs w:val="28"/>
-          <w:lang w:val="en-US" w:eastAsia="zh-CN" w:bidi="ar-SA"/>
-        </w:rPr>
-      </w:pPr>
-      <w:r>
-        <w:rPr>
-          <w:rFonts w:hint="eastAsia" w:cstheme="minorBidi"/>
-          <w:kern w:val="2"/>
-          <w:sz w:val="28"/>
-          <w:szCs w:val="28"/>
-          <w:lang w:val="en-US" w:eastAsia="zh-CN" w:bidi="ar-SA"/>
-        </w:rPr>
-        <w:t>||他们不敢轻举妄动，因为全网都在看||</w:t>
-      </w:r>
-    </w:p>
-    <w:p>
-      <w:pPr>
-        <w:tabs>
-          <w:tab w:val="left" w:pos="710"/>
-        </w:tabs>
-        <w:bidi w:val="0"/>
-        <w:jc w:val="left"/>
-        <w:rPr>
-          <w:rFonts w:hint="eastAsia" w:cstheme="minorBidi"/>
-          <w:kern w:val="2"/>
-          <w:sz w:val="28"/>
-          <w:szCs w:val="28"/>
-          <w:lang w:val="en-US" w:eastAsia="zh-CN" w:bidi="ar-SA"/>
-        </w:rPr>
-      </w:pPr>
-    </w:p>
-    <w:p>
-      <w:pPr>
-        <w:tabs>
-          <w:tab w:val="left" w:pos="710"/>
-        </w:tabs>
-        <w:bidi w:val="0"/>
-        <w:jc w:val="left"/>
-        <w:rPr>
-          <w:rFonts w:hint="eastAsia" w:cstheme="minorBidi"/>
-          <w:kern w:val="2"/>
-          <w:sz w:val="28"/>
-          <w:szCs w:val="28"/>
-          <w:lang w:val="en-US" w:eastAsia="zh-CN" w:bidi="ar-SA"/>
-        </w:rPr>
-      </w:pPr>
-      <w:r>
-        <w:rPr>
-          <w:rFonts w:hint="eastAsia" w:cstheme="minorBidi"/>
-          <w:kern w:val="2"/>
-          <w:sz w:val="28"/>
-          <w:szCs w:val="28"/>
-          <w:lang w:val="en-US" w:eastAsia="zh-CN" w:bidi="ar-SA"/>
-        </w:rPr>
-        <w:t>||四十分钟后，你关掉直播，没有再看那几个人一眼，推开门走了出去||</w:t>
-      </w:r>
-    </w:p>
-    <w:p>
-      <w:pPr>
-        <w:tabs>
-          <w:tab w:val="left" w:pos="710"/>
-        </w:tabs>
-        <w:bidi w:val="0"/>
-        <w:jc w:val="left"/>
-        <w:rPr>
-          <w:rFonts w:hint="eastAsia" w:cstheme="minorBidi"/>
-          <w:kern w:val="2"/>
-          <w:sz w:val="28"/>
-          <w:szCs w:val="28"/>
-          <w:lang w:val="en-US" w:eastAsia="zh-CN" w:bidi="ar-SA"/>
-        </w:rPr>
-      </w:pPr>
-    </w:p>
-    <w:p>
-      <w:pPr>
-        <w:tabs>
-          <w:tab w:val="left" w:pos="710"/>
-        </w:tabs>
-        <w:bidi w:val="0"/>
-        <w:jc w:val="left"/>
-        <w:rPr>
-          <w:rFonts w:hint="eastAsia" w:cstheme="minorBidi"/>
-          <w:kern w:val="2"/>
-          <w:sz w:val="28"/>
-          <w:szCs w:val="28"/>
-          <w:lang w:val="en-US" w:eastAsia="zh-CN" w:bidi="ar-SA"/>
-        </w:rPr>
-      </w:pPr>
-      <w:r>
-        <w:rPr>
-          <w:rFonts w:hint="eastAsia" w:cstheme="minorBidi"/>
-          <w:kern w:val="2"/>
-          <w:sz w:val="28"/>
-          <w:szCs w:val="28"/>
-          <w:lang w:val="en-US" w:eastAsia="zh-CN" w:bidi="ar-SA"/>
-        </w:rPr>
-        <w:t>||当晚，你发了一条微博，不是控诉，不是解释，只是一段话||</w:t>
-      </w:r>
-    </w:p>
-    <w:p>
-      <w:pPr>
-        <w:tabs>
-          <w:tab w:val="left" w:pos="710"/>
-        </w:tabs>
-        <w:bidi w:val="0"/>
-        <w:jc w:val="left"/>
-        <w:rPr>
-          <w:rFonts w:hint="eastAsia" w:cstheme="minorBidi"/>
-          <w:kern w:val="2"/>
-          <w:sz w:val="28"/>
-          <w:szCs w:val="28"/>
-          <w:lang w:val="en-US" w:eastAsia="zh-CN" w:bidi="ar-SA"/>
-        </w:rPr>
-      </w:pPr>
-    </w:p>
-    <w:p>
-      <w:pPr>
-        <w:tabs>
-          <w:tab w:val="left" w:pos="710"/>
-        </w:tabs>
-        <w:bidi w:val="0"/>
-        <w:jc w:val="left"/>
-        <w:rPr>
-          <w:rFonts w:hint="default" w:cstheme="minorBidi"/>
-          <w:kern w:val="2"/>
-          <w:sz w:val="28"/>
-          <w:szCs w:val="28"/>
-          <w:lang w:val="en-US" w:eastAsia="zh-CN" w:bidi="ar-SA"/>
-        </w:rPr>
-      </w:pPr>
-      <w:r>
-        <w:rPr>
-          <w:rFonts w:hint="eastAsia" w:cstheme="minorBidi"/>
-          <w:kern w:val="2"/>
-          <w:sz w:val="28"/>
-          <w:szCs w:val="28"/>
-          <w:lang w:val="en-US" w:eastAsia="zh-CN" w:bidi="ar-SA"/>
-        </w:rPr>
-        <w:t>女主名||“今晚的事，谢谢大家的陪伴。有些光不该只照在我一个人身上，它应该照到更多需要被看见的地方。”||0000</w:t>
-      </w:r>
-    </w:p>
-    <w:p>
-      <w:pPr>
-        <w:tabs>
-          <w:tab w:val="left" w:pos="710"/>
-        </w:tabs>
-        <w:bidi w:val="0"/>
-        <w:jc w:val="left"/>
-        <w:rPr>
-          <w:rFonts w:hint="eastAsia" w:cstheme="minorBidi"/>
-          <w:kern w:val="2"/>
-          <w:sz w:val="28"/>
-          <w:szCs w:val="28"/>
-          <w:lang w:val="en-US" w:eastAsia="zh-CN" w:bidi="ar-SA"/>
-        </w:rPr>
-      </w:pPr>
-    </w:p>
-    <w:p>
-      <w:pPr>
-        <w:tabs>
-          <w:tab w:val="left" w:pos="710"/>
-        </w:tabs>
-        <w:bidi w:val="0"/>
-        <w:jc w:val="left"/>
-        <w:rPr>
-          <w:rFonts w:hint="eastAsia" w:cstheme="minorBidi"/>
-          <w:kern w:val="2"/>
-          <w:sz w:val="28"/>
-          <w:szCs w:val="28"/>
-          <w:lang w:val="en-US" w:eastAsia="zh-CN" w:bidi="ar-SA"/>
-        </w:rPr>
-      </w:pPr>
-      <w:r>
-        <w:rPr>
-          <w:rFonts w:hint="eastAsia" w:cstheme="minorBidi"/>
-          <w:kern w:val="2"/>
-          <w:sz w:val="28"/>
-          <w:szCs w:val="28"/>
-          <w:lang w:val="en-US" w:eastAsia="zh-CN" w:bidi="ar-SA"/>
-        </w:rPr>
-        <w:t>||在这之后，你成立了一个名为“聚光行动”的公益基金||</w:t>
-      </w:r>
-    </w:p>
-    <w:p>
-      <w:pPr>
-        <w:tabs>
-          <w:tab w:val="left" w:pos="710"/>
-        </w:tabs>
-        <w:bidi w:val="0"/>
-        <w:jc w:val="left"/>
-        <w:rPr>
-          <w:rFonts w:hint="eastAsia" w:cstheme="minorBidi"/>
-          <w:kern w:val="2"/>
-          <w:sz w:val="28"/>
-          <w:szCs w:val="28"/>
-          <w:lang w:val="en-US" w:eastAsia="zh-CN" w:bidi="ar-SA"/>
-        </w:rPr>
-      </w:pPr>
-    </w:p>
-    <w:p>
-      <w:pPr>
-        <w:tabs>
-          <w:tab w:val="left" w:pos="710"/>
-        </w:tabs>
-        <w:bidi w:val="0"/>
-        <w:jc w:val="left"/>
-        <w:rPr>
-          <w:rFonts w:hint="default" w:cstheme="minorBidi"/>
-          <w:kern w:val="2"/>
-          <w:sz w:val="28"/>
-          <w:szCs w:val="28"/>
-          <w:lang w:val="en-US" w:eastAsia="zh-CN" w:bidi="ar-SA"/>
-        </w:rPr>
-      </w:pPr>
-      <w:r>
-        <w:rPr>
-          <w:rFonts w:hint="eastAsia" w:cstheme="minorBidi"/>
-          <w:kern w:val="2"/>
-          <w:sz w:val="28"/>
-          <w:szCs w:val="28"/>
-          <w:lang w:val="en-US" w:eastAsia="zh-CN" w:bidi="ar-SA"/>
-        </w:rPr>
-        <w:t>||你因个人影响力能避免遭受迫害，但你知道不是所有人都能像你一样||</w:t>
-      </w:r>
-    </w:p>
-    <w:p>
-      <w:pPr>
-        <w:tabs>
-          <w:tab w:val="left" w:pos="710"/>
-        </w:tabs>
-        <w:bidi w:val="0"/>
-        <w:jc w:val="left"/>
-        <w:rPr>
-          <w:rFonts w:hint="eastAsia" w:cstheme="minorBidi"/>
-          <w:kern w:val="2"/>
-          <w:sz w:val="28"/>
-          <w:szCs w:val="28"/>
-          <w:lang w:val="en-US" w:eastAsia="zh-CN" w:bidi="ar-SA"/>
-        </w:rPr>
-      </w:pPr>
-    </w:p>
-    <w:p>
-      <w:pPr>
-        <w:tabs>
-          <w:tab w:val="left" w:pos="710"/>
-        </w:tabs>
-        <w:bidi w:val="0"/>
-        <w:jc w:val="left"/>
-        <w:rPr>
-          <w:rFonts w:hint="eastAsia" w:cstheme="minorBidi"/>
-          <w:kern w:val="2"/>
-          <w:sz w:val="28"/>
-          <w:szCs w:val="28"/>
-          <w:lang w:val="en-US" w:eastAsia="zh-CN" w:bidi="ar-SA"/>
-        </w:rPr>
-      </w:pPr>
-      <w:r>
-        <w:rPr>
-          <w:rFonts w:hint="eastAsia" w:cstheme="minorBidi"/>
-          <w:kern w:val="2"/>
-          <w:sz w:val="28"/>
-          <w:szCs w:val="28"/>
-          <w:lang w:val="en-US" w:eastAsia="zh-CN" w:bidi="ar-SA"/>
-        </w:rPr>
-        <w:t>||你用自己的影响力，让那些原本不会被关注的事件上了热搜，让那些原本会被淹没的声音被听见||</w:t>
-      </w:r>
-    </w:p>
-    <w:p>
-      <w:pPr>
-        <w:tabs>
-          <w:tab w:val="left" w:pos="710"/>
-        </w:tabs>
-        <w:bidi w:val="0"/>
-        <w:jc w:val="left"/>
-        <w:rPr>
-          <w:rFonts w:hint="eastAsia" w:cstheme="minorBidi"/>
-          <w:kern w:val="2"/>
-          <w:sz w:val="28"/>
-          <w:szCs w:val="28"/>
-          <w:lang w:val="en-US" w:eastAsia="zh-CN" w:bidi="ar-SA"/>
-        </w:rPr>
-      </w:pPr>
-    </w:p>
-    <w:p>
-      <w:pPr>
-        <w:tabs>
-          <w:tab w:val="left" w:pos="710"/>
-        </w:tabs>
-        <w:bidi w:val="0"/>
-        <w:jc w:val="left"/>
-        <w:rPr>
-          <w:rFonts w:hint="default" w:cstheme="minorBidi"/>
-          <w:kern w:val="2"/>
-          <w:sz w:val="28"/>
-          <w:szCs w:val="28"/>
-          <w:lang w:val="en-US" w:eastAsia="zh-CN" w:bidi="ar-SA"/>
-        </w:rPr>
-      </w:pPr>
-      <w:r>
-        <w:rPr>
-          <w:rFonts w:hint="eastAsia" w:cstheme="minorBidi"/>
-          <w:kern w:val="2"/>
-          <w:sz w:val="28"/>
-          <w:szCs w:val="28"/>
-          <w:lang w:val="en-US" w:eastAsia="zh-CN" w:bidi="ar-SA"/>
-        </w:rPr>
-        <w:t>||后来有人问你是不是提前策划好的，你笑了笑，没回答||</w:t>
-      </w:r>
-    </w:p>
-    <w:p>
-      <w:pPr>
-        <w:tabs>
-          <w:tab w:val="left" w:pos="710"/>
-        </w:tabs>
-        <w:bidi w:val="0"/>
-        <w:jc w:val="left"/>
-        <w:rPr>
-          <w:rFonts w:hint="eastAsia" w:cstheme="minorBidi"/>
-          <w:kern w:val="2"/>
-          <w:sz w:val="28"/>
-          <w:szCs w:val="28"/>
-          <w:lang w:val="en-US" w:eastAsia="zh-CN" w:bidi="ar-SA"/>
-        </w:rPr>
-      </w:pPr>
-    </w:p>
-    <w:p>
-      <w:pPr>
-        <w:tabs>
-          <w:tab w:val="left" w:pos="710"/>
-        </w:tabs>
-        <w:bidi w:val="0"/>
-        <w:jc w:val="left"/>
-        <w:rPr>
-          <w:rFonts w:hint="eastAsia" w:cstheme="minorBidi"/>
-          <w:kern w:val="2"/>
-          <w:sz w:val="28"/>
-          <w:szCs w:val="28"/>
-          <w:lang w:val="en-US" w:eastAsia="zh-CN" w:bidi="ar-SA"/>
-        </w:rPr>
-      </w:pPr>
-      <w:r>
-        <w:rPr>
-          <w:rFonts w:hint="eastAsia" w:cstheme="minorBidi"/>
-          <w:kern w:val="2"/>
-          <w:sz w:val="28"/>
-          <w:szCs w:val="28"/>
-          <w:lang w:val="en-US" w:eastAsia="zh-CN" w:bidi="ar-SA"/>
-        </w:rPr>
-        <w:t>||基金成立之后，你的影响力呈现了指数级的爆炸||</w:t>
-      </w:r>
-    </w:p>
-    <w:p>
-      <w:pPr>
-        <w:tabs>
-          <w:tab w:val="left" w:pos="710"/>
-        </w:tabs>
-        <w:bidi w:val="0"/>
-        <w:jc w:val="left"/>
-        <w:rPr>
-          <w:rFonts w:hint="eastAsia" w:cstheme="minorBidi"/>
-          <w:kern w:val="2"/>
-          <w:sz w:val="28"/>
-          <w:szCs w:val="28"/>
-          <w:lang w:val="en-US" w:eastAsia="zh-CN" w:bidi="ar-SA"/>
-        </w:rPr>
-      </w:pPr>
-    </w:p>
-    <w:p>
-      <w:pPr>
-        <w:tabs>
-          <w:tab w:val="left" w:pos="710"/>
-        </w:tabs>
-        <w:bidi w:val="0"/>
-        <w:jc w:val="left"/>
-        <w:rPr>
-          <w:rFonts w:hint="default" w:cstheme="minorBidi"/>
-          <w:kern w:val="2"/>
-          <w:sz w:val="28"/>
-          <w:szCs w:val="28"/>
-          <w:lang w:val="en-US" w:eastAsia="zh-CN" w:bidi="ar-SA"/>
-        </w:rPr>
-      </w:pPr>
-      <w:r>
-        <w:rPr>
-          <w:rFonts w:hint="eastAsia" w:cstheme="minorBidi"/>
-          <w:kern w:val="2"/>
-          <w:sz w:val="28"/>
-          <w:szCs w:val="28"/>
-          <w:lang w:val="en-US" w:eastAsia="zh-CN" w:bidi="ar-SA"/>
-        </w:rPr>
-        <w:t>||无数顶奢品牌排着队找你代言，条件开得很高，但他们连价都没还。他们知道，你值这个价||</w:t>
-      </w:r>
-    </w:p>
-    <w:p>
-      <w:pPr>
-        <w:tabs>
-          <w:tab w:val="left" w:pos="710"/>
-        </w:tabs>
-        <w:bidi w:val="0"/>
-        <w:jc w:val="left"/>
-        <w:rPr>
-          <w:rFonts w:hint="eastAsia" w:cstheme="minorBidi"/>
-          <w:kern w:val="2"/>
-          <w:sz w:val="28"/>
-          <w:szCs w:val="28"/>
-          <w:lang w:val="en-US" w:eastAsia="zh-CN" w:bidi="ar-SA"/>
-        </w:rPr>
-      </w:pPr>
-    </w:p>
-    <w:p>
-      <w:pPr>
-        <w:tabs>
-          <w:tab w:val="left" w:pos="710"/>
-        </w:tabs>
-        <w:bidi w:val="0"/>
-        <w:jc w:val="left"/>
-        <w:rPr>
-          <w:rFonts w:hint="eastAsia" w:cstheme="minorBidi"/>
-          <w:kern w:val="2"/>
-          <w:sz w:val="28"/>
-          <w:szCs w:val="28"/>
-          <w:lang w:val="en-US" w:eastAsia="zh-CN" w:bidi="ar-SA"/>
-        </w:rPr>
-      </w:pPr>
-      <w:r>
-        <w:rPr>
-          <w:rFonts w:hint="eastAsia" w:cstheme="minorBidi"/>
-          <w:kern w:val="2"/>
-          <w:sz w:val="28"/>
-          <w:szCs w:val="28"/>
-          <w:lang w:val="en-US" w:eastAsia="zh-CN" w:bidi="ar-SA"/>
-        </w:rPr>
-        <w:t>||你顺势创办了自己的MCN机构，买下了一整栋楼。你的名字挂在门口，比任何招牌都亮||</w:t>
-      </w:r>
-    </w:p>
-    <w:p>
-      <w:pPr>
-        <w:tabs>
-          <w:tab w:val="left" w:pos="710"/>
-        </w:tabs>
-        <w:bidi w:val="0"/>
-        <w:jc w:val="left"/>
-        <w:rPr>
-          <w:rFonts w:hint="eastAsia" w:cstheme="minorBidi"/>
-          <w:kern w:val="2"/>
-          <w:sz w:val="28"/>
-          <w:szCs w:val="28"/>
-          <w:lang w:val="en-US" w:eastAsia="zh-CN" w:bidi="ar-SA"/>
-        </w:rPr>
-      </w:pPr>
-    </w:p>
-    <w:p>
-      <w:pPr>
-        <w:tabs>
-          <w:tab w:val="left" w:pos="710"/>
-        </w:tabs>
-        <w:bidi w:val="0"/>
-        <w:jc w:val="left"/>
-        <w:rPr>
-          <w:rFonts w:hint="default" w:cstheme="minorBidi"/>
-          <w:kern w:val="2"/>
-          <w:sz w:val="28"/>
-          <w:szCs w:val="28"/>
-          <w:lang w:val="en-US" w:eastAsia="zh-CN" w:bidi="ar-SA"/>
-        </w:rPr>
-      </w:pPr>
-      <w:r>
-        <w:rPr>
-          <w:rFonts w:hint="eastAsia" w:cstheme="minorBidi"/>
-          <w:kern w:val="2"/>
-          <w:sz w:val="28"/>
-          <w:szCs w:val="28"/>
-          <w:lang w:val="en-US" w:eastAsia="zh-CN" w:bidi="ar-SA"/>
-        </w:rPr>
-        <w:t>||你签的人不多，但每一个都是你亲手挑的。你不看他们的粉丝数，你只看一件事——他们有没有站在镜头前的底气||</w:t>
-      </w:r>
-    </w:p>
-    <w:p>
-      <w:pPr>
-        <w:tabs>
-          <w:tab w:val="left" w:pos="710"/>
-        </w:tabs>
-        <w:bidi w:val="0"/>
-        <w:jc w:val="left"/>
-        <w:rPr>
-          <w:rFonts w:hint="eastAsia" w:cstheme="minorBidi"/>
-          <w:kern w:val="2"/>
-          <w:sz w:val="28"/>
-          <w:szCs w:val="28"/>
-          <w:lang w:val="en-US" w:eastAsia="zh-CN" w:bidi="ar-SA"/>
-        </w:rPr>
-      </w:pPr>
-    </w:p>
-    <w:p>
-      <w:pPr>
-        <w:tabs>
-          <w:tab w:val="left" w:pos="710"/>
-        </w:tabs>
-        <w:bidi w:val="0"/>
-        <w:jc w:val="left"/>
-        <w:rPr>
-          <w:rFonts w:hint="eastAsia" w:cstheme="minorBidi"/>
-          <w:kern w:val="2"/>
-          <w:sz w:val="28"/>
-          <w:szCs w:val="28"/>
-          <w:lang w:val="en-US" w:eastAsia="zh-CN" w:bidi="ar-SA"/>
-        </w:rPr>
-      </w:pPr>
-      <w:r>
-        <w:rPr>
-          <w:rFonts w:hint="eastAsia" w:cstheme="minorBidi"/>
-          <w:kern w:val="2"/>
-          <w:sz w:val="28"/>
-          <w:szCs w:val="28"/>
-          <w:lang w:val="en-US" w:eastAsia="zh-CN" w:bidi="ar-SA"/>
-        </w:rPr>
-        <w:t>||半年估值破十亿，一年后增至二十五亿，增长稳健且极具竞争力||</w:t>
-      </w:r>
-    </w:p>
-    <w:p>
-      <w:pPr>
-        <w:tabs>
-          <w:tab w:val="left" w:pos="710"/>
-        </w:tabs>
-        <w:bidi w:val="0"/>
-        <w:jc w:val="left"/>
-        <w:rPr>
-          <w:rFonts w:hint="eastAsia" w:cstheme="minorBidi"/>
-          <w:kern w:val="2"/>
-          <w:sz w:val="28"/>
-          <w:szCs w:val="28"/>
-          <w:lang w:val="en-US" w:eastAsia="zh-CN" w:bidi="ar-SA"/>
-        </w:rPr>
-      </w:pPr>
-    </w:p>
-    <w:p>
-      <w:pPr>
-        <w:tabs>
-          <w:tab w:val="left" w:pos="710"/>
-        </w:tabs>
-        <w:bidi w:val="0"/>
-        <w:jc w:val="left"/>
-        <w:rPr>
-          <w:rFonts w:hint="eastAsia" w:cstheme="minorBidi"/>
-          <w:kern w:val="2"/>
-          <w:sz w:val="28"/>
-          <w:szCs w:val="28"/>
-          <w:lang w:val="en-US" w:eastAsia="zh-CN" w:bidi="ar-SA"/>
-        </w:rPr>
-      </w:pPr>
-      <w:r>
-        <w:rPr>
-          <w:rFonts w:hint="eastAsia" w:cstheme="minorBidi"/>
-          <w:kern w:val="2"/>
-          <w:sz w:val="28"/>
-          <w:szCs w:val="28"/>
-          <w:lang w:val="en-US" w:eastAsia="zh-CN" w:bidi="ar-SA"/>
-        </w:rPr>
-        <w:t>||那些曾经在饭局上对你评头论足的人，现在要提前三个月预约才能见你一面||</w:t>
-      </w:r>
-    </w:p>
-    <w:p>
-      <w:pPr>
-        <w:tabs>
-          <w:tab w:val="left" w:pos="710"/>
-        </w:tabs>
-        <w:bidi w:val="0"/>
-        <w:jc w:val="left"/>
-        <w:rPr>
-          <w:rFonts w:hint="eastAsia" w:cstheme="minorBidi"/>
-          <w:kern w:val="2"/>
-          <w:sz w:val="28"/>
-          <w:szCs w:val="28"/>
-          <w:lang w:val="en-US" w:eastAsia="zh-CN" w:bidi="ar-SA"/>
-        </w:rPr>
-      </w:pPr>
-    </w:p>
-    <w:p>
-      <w:pPr>
-        <w:tabs>
-          <w:tab w:val="left" w:pos="710"/>
-        </w:tabs>
-        <w:bidi w:val="0"/>
-        <w:jc w:val="left"/>
-        <w:rPr>
-          <w:rFonts w:hint="default" w:cstheme="minorBidi"/>
-          <w:kern w:val="2"/>
-          <w:sz w:val="28"/>
-          <w:szCs w:val="28"/>
-          <w:lang w:val="en-US" w:eastAsia="zh-CN" w:bidi="ar-SA"/>
-        </w:rPr>
-      </w:pPr>
-      <w:r>
-        <w:rPr>
-          <w:rFonts w:hint="eastAsia" w:cstheme="minorBidi"/>
-          <w:kern w:val="2"/>
-          <w:sz w:val="28"/>
-          <w:szCs w:val="28"/>
-          <w:lang w:val="en-US" w:eastAsia="zh-CN" w:bidi="ar-SA"/>
-        </w:rPr>
-        <w:t>||而那些曾经给你设局的人，都被你送进了该去的地方||</w:t>
+        <w:t>||而那些曾经给你设局下套的人，早已被你不动声色地一一清算，送去了他们该去的地方||</w:t>
       </w:r>
     </w:p>
     <w:p>
